--- a/inbox/Application Aware Networking/Book_04_Federal_Application_Aware_Networking_SQL_Server_Authentication_Modernization.docx
+++ b/inbox/Application Aware Networking/Book_04_Federal_Application_Aware_Networking_SQL_Server_Authentication_Modernization.docx
@@ -2613,7 +2613,7 @@
               </w:rPr>
               <w:drawing>
                 <wp:inline distT="0" distB="0" distL="0" distR="0">
-                  <wp:extent cx="152400" cy="152400"/>
+                  <wp:extent cx="6858000" cy="6858000"/>
                   <wp:effectExtent l="0" t="0" r="0" b="0"/>
                   <wp:docPr id="10" name="Picture"/>
                   <wp:cNvGraphicFramePr/>
@@ -2635,7 +2635,7 @@
                         <pic:spPr bwMode="auto">
                           <a:xfrm>
                             <a:off x="0" y="0"/>
-                            <a:ext cx="152400" cy="152400"/>
+                            <a:ext cx="6858000" cy="6858000"/>
                           </a:xfrm>
                           <a:prstGeom prst="rect">
                             <a:avLst/>
@@ -2785,7 +2785,7 @@
               </w:rPr>
               <w:drawing>
                 <wp:inline distT="0" distB="0" distL="0" distR="0">
-                  <wp:extent cx="5334000" cy="1692519"/>
+                  <wp:extent cx="6858000" cy="2176096"/>
                   <wp:effectExtent l="0" t="0" r="0" b="0"/>
                   <wp:docPr id="13" name="Picture"/>
                   <wp:cNvGraphicFramePr/>
@@ -2807,7 +2807,7 @@
                         <pic:spPr bwMode="auto">
                           <a:xfrm>
                             <a:off x="0" y="0"/>
-                            <a:ext cx="5334000" cy="1692519"/>
+                            <a:ext cx="6858000" cy="2176096"/>
                           </a:xfrm>
                           <a:prstGeom prst="rect">
                             <a:avLst/>
@@ -3289,7 +3289,7 @@
               </w:rPr>
               <w:drawing>
                 <wp:inline distT="0" distB="0" distL="0" distR="0">
-                  <wp:extent cx="5334000" cy="1795096"/>
+                  <wp:extent cx="6858000" cy="2307981"/>
                   <wp:effectExtent l="0" t="0" r="0" b="0"/>
                   <wp:docPr id="23" name="Picture"/>
                   <wp:cNvGraphicFramePr/>
@@ -3311,7 +3311,7 @@
                         <pic:spPr bwMode="auto">
                           <a:xfrm>
                             <a:off x="0" y="0"/>
-                            <a:ext cx="5334000" cy="1795096"/>
+                            <a:ext cx="6858000" cy="2307981"/>
                           </a:xfrm>
                           <a:prstGeom prst="rect">
                             <a:avLst/>
@@ -3708,7 +3708,7 @@
               </w:rPr>
               <w:drawing>
                 <wp:inline distT="0" distB="0" distL="0" distR="0">
-                  <wp:extent cx="5334000" cy="2282336"/>
+                  <wp:extent cx="6858000" cy="2934432"/>
                   <wp:effectExtent l="0" t="0" r="0" b="0"/>
                   <wp:docPr id="32" name="Picture"/>
                   <wp:cNvGraphicFramePr/>
@@ -3730,7 +3730,7 @@
                         <pic:spPr bwMode="auto">
                           <a:xfrm>
                             <a:off x="0" y="0"/>
-                            <a:ext cx="5334000" cy="2282336"/>
+                            <a:ext cx="6858000" cy="2934432"/>
                           </a:xfrm>
                           <a:prstGeom prst="rect">
                             <a:avLst/>
@@ -4183,7 +4183,7 @@
               </w:rPr>
               <w:drawing>
                 <wp:inline distT="0" distB="0" distL="0" distR="0">
-                  <wp:extent cx="5334000" cy="1887415"/>
+                  <wp:extent cx="6858000" cy="2426676"/>
                   <wp:effectExtent l="0" t="0" r="0" b="0"/>
                   <wp:docPr id="40" name="Picture"/>
                   <wp:cNvGraphicFramePr/>
@@ -4205,7 +4205,7 @@
                         <pic:spPr bwMode="auto">
                           <a:xfrm>
                             <a:off x="0" y="0"/>
-                            <a:ext cx="5334000" cy="1887415"/>
+                            <a:ext cx="6858000" cy="2426676"/>
                           </a:xfrm>
                           <a:prstGeom prst="rect">
                             <a:avLst/>
@@ -4492,7 +4492,7 @@
               </w:rPr>
               <w:drawing>
                 <wp:inline distT="0" distB="0" distL="0" distR="0">
-                  <wp:extent cx="152400" cy="152400"/>
+                  <wp:extent cx="6858000" cy="6858000"/>
                   <wp:effectExtent l="0" t="0" r="0" b="0"/>
                   <wp:docPr id="44" name="Picture"/>
                   <wp:cNvGraphicFramePr/>
@@ -4514,7 +4514,7 @@
                         <pic:spPr bwMode="auto">
                           <a:xfrm>
                             <a:off x="0" y="0"/>
-                            <a:ext cx="152400" cy="152400"/>
+                            <a:ext cx="6858000" cy="6858000"/>
                           </a:xfrm>
                           <a:prstGeom prst="rect">
                             <a:avLst/>
@@ -4980,7 +4980,7 @@
               </w:rPr>
               <w:drawing>
                 <wp:inline distT="0" distB="0" distL="0" distR="0">
-                  <wp:extent cx="5334000" cy="2128471"/>
+                  <wp:extent cx="6858000" cy="2736606"/>
                   <wp:effectExtent l="0" t="0" r="0" b="0"/>
                   <wp:docPr id="53" name="Picture"/>
                   <wp:cNvGraphicFramePr/>
@@ -5002,7 +5002,7 @@
                         <pic:spPr bwMode="auto">
                           <a:xfrm>
                             <a:off x="0" y="0"/>
-                            <a:ext cx="5334000" cy="2128471"/>
+                            <a:ext cx="6858000" cy="2736606"/>
                           </a:xfrm>
                           <a:prstGeom prst="rect">
                             <a:avLst/>
@@ -6430,7 +6430,7 @@
               </w:rPr>
               <w:drawing>
                 <wp:inline distT="0" distB="0" distL="0" distR="0">
-                  <wp:extent cx="5334000" cy="2000250"/>
+                  <wp:extent cx="6858000" cy="2571750"/>
                   <wp:effectExtent l="0" t="0" r="0" b="0"/>
                   <wp:docPr id="66" name="Picture"/>
                   <wp:cNvGraphicFramePr/>
@@ -6452,7 +6452,7 @@
                         <pic:spPr bwMode="auto">
                           <a:xfrm>
                             <a:off x="0" y="0"/>
-                            <a:ext cx="5334000" cy="2000250"/>
+                            <a:ext cx="6858000" cy="2571750"/>
                           </a:xfrm>
                           <a:prstGeom prst="rect">
                             <a:avLst/>
@@ -8222,7 +8222,7 @@
         <w:numRestart w:val="eachSect"/>
       </w:footnotePr>
       <w:pgSz w:w="12240" w:h="15840"/>
-      <w:pgMar w:top="1440" w:right="1440" w:bottom="1440" w:left="1440" w:header="720" w:footer="720" w:gutter="0"/>
+      <w:pgMar w:top="720" w:right="720" w:bottom="720" w:left="720" w:header="720" w:footer="720" w:gutter="0"/>
       <w:cols w:space="720"/>
     </w:sectPr>
   </w:body>

--- a/inbox/Application Aware Networking/Book_04_Federal_Application_Aware_Networking_SQL_Server_Authentication_Modernization.docx
+++ b/inbox/Application Aware Networking/Book_04_Federal_Application_Aware_Networking_SQL_Server_Authentication_Modernization.docx
@@ -2613,7 +2613,7 @@
               </w:rPr>
               <w:drawing>
                 <wp:inline distT="0" distB="0" distL="0" distR="0">
-                  <wp:extent cx="6858000" cy="6858000"/>
+                  <wp:extent cx="304800" cy="304800"/>
                   <wp:effectExtent l="0" t="0" r="0" b="0"/>
                   <wp:docPr id="10" name="Picture"/>
                   <wp:cNvGraphicFramePr/>
@@ -2635,7 +2635,7 @@
                         <pic:spPr bwMode="auto">
                           <a:xfrm>
                             <a:off x="0" y="0"/>
-                            <a:ext cx="6858000" cy="6858000"/>
+                            <a:ext cx="304800" cy="304800"/>
                           </a:xfrm>
                           <a:prstGeom prst="rect">
                             <a:avLst/>
@@ -2785,7 +2785,7 @@
               </w:rPr>
               <w:drawing>
                 <wp:inline distT="0" distB="0" distL="0" distR="0">
-                  <wp:extent cx="6858000" cy="2176096"/>
+                  <wp:extent cx="7772400" cy="2466242"/>
                   <wp:effectExtent l="0" t="0" r="0" b="0"/>
                   <wp:docPr id="13" name="Picture"/>
                   <wp:cNvGraphicFramePr/>
@@ -2807,7 +2807,7 @@
                         <pic:spPr bwMode="auto">
                           <a:xfrm>
                             <a:off x="0" y="0"/>
-                            <a:ext cx="6858000" cy="2176096"/>
+                            <a:ext cx="7772400" cy="2466242"/>
                           </a:xfrm>
                           <a:prstGeom prst="rect">
                             <a:avLst/>
@@ -3289,7 +3289,7 @@
               </w:rPr>
               <w:drawing>
                 <wp:inline distT="0" distB="0" distL="0" distR="0">
-                  <wp:extent cx="6858000" cy="2307981"/>
+                  <wp:extent cx="7772400" cy="2615712"/>
                   <wp:effectExtent l="0" t="0" r="0" b="0"/>
                   <wp:docPr id="23" name="Picture"/>
                   <wp:cNvGraphicFramePr/>
@@ -3311,7 +3311,7 @@
                         <pic:spPr bwMode="auto">
                           <a:xfrm>
                             <a:off x="0" y="0"/>
-                            <a:ext cx="6858000" cy="2307981"/>
+                            <a:ext cx="7772400" cy="2615712"/>
                           </a:xfrm>
                           <a:prstGeom prst="rect">
                             <a:avLst/>
@@ -3708,7 +3708,7 @@
               </w:rPr>
               <w:drawing>
                 <wp:inline distT="0" distB="0" distL="0" distR="0">
-                  <wp:extent cx="6858000" cy="2934432"/>
+                  <wp:extent cx="7772400" cy="3325690"/>
                   <wp:effectExtent l="0" t="0" r="0" b="0"/>
                   <wp:docPr id="32" name="Picture"/>
                   <wp:cNvGraphicFramePr/>
@@ -3730,7 +3730,7 @@
                         <pic:spPr bwMode="auto">
                           <a:xfrm>
                             <a:off x="0" y="0"/>
-                            <a:ext cx="6858000" cy="2934432"/>
+                            <a:ext cx="7772400" cy="3325690"/>
                           </a:xfrm>
                           <a:prstGeom prst="rect">
                             <a:avLst/>
@@ -4183,7 +4183,7 @@
               </w:rPr>
               <w:drawing>
                 <wp:inline distT="0" distB="0" distL="0" distR="0">
-                  <wp:extent cx="6858000" cy="2426676"/>
+                  <wp:extent cx="7772400" cy="2750233"/>
                   <wp:effectExtent l="0" t="0" r="0" b="0"/>
                   <wp:docPr id="40" name="Picture"/>
                   <wp:cNvGraphicFramePr/>
@@ -4205,7 +4205,7 @@
                         <pic:spPr bwMode="auto">
                           <a:xfrm>
                             <a:off x="0" y="0"/>
-                            <a:ext cx="6858000" cy="2426676"/>
+                            <a:ext cx="7772400" cy="2750233"/>
                           </a:xfrm>
                           <a:prstGeom prst="rect">
                             <a:avLst/>
@@ -4492,7 +4492,7 @@
               </w:rPr>
               <w:drawing>
                 <wp:inline distT="0" distB="0" distL="0" distR="0">
-                  <wp:extent cx="6858000" cy="6858000"/>
+                  <wp:extent cx="304800" cy="304800"/>
                   <wp:effectExtent l="0" t="0" r="0" b="0"/>
                   <wp:docPr id="44" name="Picture"/>
                   <wp:cNvGraphicFramePr/>
@@ -4514,7 +4514,7 @@
                         <pic:spPr bwMode="auto">
                           <a:xfrm>
                             <a:off x="0" y="0"/>
-                            <a:ext cx="6858000" cy="6858000"/>
+                            <a:ext cx="304800" cy="304800"/>
                           </a:xfrm>
                           <a:prstGeom prst="rect">
                             <a:avLst/>
@@ -4980,7 +4980,7 @@
               </w:rPr>
               <w:drawing>
                 <wp:inline distT="0" distB="0" distL="0" distR="0">
-                  <wp:extent cx="6858000" cy="2736606"/>
+                  <wp:extent cx="7772400" cy="3101487"/>
                   <wp:effectExtent l="0" t="0" r="0" b="0"/>
                   <wp:docPr id="53" name="Picture"/>
                   <wp:cNvGraphicFramePr/>
@@ -5002,7 +5002,7 @@
                         <pic:spPr bwMode="auto">
                           <a:xfrm>
                             <a:off x="0" y="0"/>
-                            <a:ext cx="6858000" cy="2736606"/>
+                            <a:ext cx="7772400" cy="3101487"/>
                           </a:xfrm>
                           <a:prstGeom prst="rect">
                             <a:avLst/>
@@ -6430,7 +6430,7 @@
               </w:rPr>
               <w:drawing>
                 <wp:inline distT="0" distB="0" distL="0" distR="0">
-                  <wp:extent cx="6858000" cy="2571750"/>
+                  <wp:extent cx="7772400" cy="2914650"/>
                   <wp:effectExtent l="0" t="0" r="0" b="0"/>
                   <wp:docPr id="66" name="Picture"/>
                   <wp:cNvGraphicFramePr/>
@@ -6452,7 +6452,7 @@
                         <pic:spPr bwMode="auto">
                           <a:xfrm>
                             <a:off x="0" y="0"/>
-                            <a:ext cx="6858000" cy="2571750"/>
+                            <a:ext cx="7772400" cy="2914650"/>
                           </a:xfrm>
                           <a:prstGeom prst="rect">
                             <a:avLst/>

--- a/inbox/Application Aware Networking/Book_04_Federal_Application_Aware_Networking_SQL_Server_Authentication_Modernization.docx
+++ b/inbox/Application Aware Networking/Book_04_Federal_Application_Aware_Networking_SQL_Server_Authentication_Modernization.docx
@@ -2613,7 +2613,7 @@
               </w:rPr>
               <w:drawing>
                 <wp:inline distT="0" distB="0" distL="0" distR="0">
-                  <wp:extent cx="152400" cy="152400"/>
+                  <wp:extent cx="304800" cy="304800"/>
                   <wp:effectExtent l="0" t="0" r="0" b="0"/>
                   <wp:docPr id="10" name="Picture"/>
                   <wp:cNvGraphicFramePr/>
@@ -2635,7 +2635,7 @@
                         <pic:spPr bwMode="auto">
                           <a:xfrm>
                             <a:off x="0" y="0"/>
-                            <a:ext cx="152400" cy="152400"/>
+                            <a:ext cx="304800" cy="304800"/>
                           </a:xfrm>
                           <a:prstGeom prst="rect">
                             <a:avLst/>
@@ -2785,7 +2785,7 @@
               </w:rPr>
               <w:drawing>
                 <wp:inline distT="0" distB="0" distL="0" distR="0">
-                  <wp:extent cx="5334000" cy="1692519"/>
+                  <wp:extent cx="7772400" cy="2466242"/>
                   <wp:effectExtent l="0" t="0" r="0" b="0"/>
                   <wp:docPr id="13" name="Picture"/>
                   <wp:cNvGraphicFramePr/>
@@ -2807,7 +2807,7 @@
                         <pic:spPr bwMode="auto">
                           <a:xfrm>
                             <a:off x="0" y="0"/>
-                            <a:ext cx="5334000" cy="1692519"/>
+                            <a:ext cx="7772400" cy="2466242"/>
                           </a:xfrm>
                           <a:prstGeom prst="rect">
                             <a:avLst/>
@@ -3289,7 +3289,7 @@
               </w:rPr>
               <w:drawing>
                 <wp:inline distT="0" distB="0" distL="0" distR="0">
-                  <wp:extent cx="5334000" cy="1795096"/>
+                  <wp:extent cx="7772400" cy="2615712"/>
                   <wp:effectExtent l="0" t="0" r="0" b="0"/>
                   <wp:docPr id="23" name="Picture"/>
                   <wp:cNvGraphicFramePr/>
@@ -3311,7 +3311,7 @@
                         <pic:spPr bwMode="auto">
                           <a:xfrm>
                             <a:off x="0" y="0"/>
-                            <a:ext cx="5334000" cy="1795096"/>
+                            <a:ext cx="7772400" cy="2615712"/>
                           </a:xfrm>
                           <a:prstGeom prst="rect">
                             <a:avLst/>
@@ -3708,7 +3708,7 @@
               </w:rPr>
               <w:drawing>
                 <wp:inline distT="0" distB="0" distL="0" distR="0">
-                  <wp:extent cx="5334000" cy="2282336"/>
+                  <wp:extent cx="7772400" cy="3325690"/>
                   <wp:effectExtent l="0" t="0" r="0" b="0"/>
                   <wp:docPr id="32" name="Picture"/>
                   <wp:cNvGraphicFramePr/>
@@ -3730,7 +3730,7 @@
                         <pic:spPr bwMode="auto">
                           <a:xfrm>
                             <a:off x="0" y="0"/>
-                            <a:ext cx="5334000" cy="2282336"/>
+                            <a:ext cx="7772400" cy="3325690"/>
                           </a:xfrm>
                           <a:prstGeom prst="rect">
                             <a:avLst/>
@@ -4183,7 +4183,7 @@
               </w:rPr>
               <w:drawing>
                 <wp:inline distT="0" distB="0" distL="0" distR="0">
-                  <wp:extent cx="5334000" cy="1887415"/>
+                  <wp:extent cx="7772400" cy="2750233"/>
                   <wp:effectExtent l="0" t="0" r="0" b="0"/>
                   <wp:docPr id="40" name="Picture"/>
                   <wp:cNvGraphicFramePr/>
@@ -4205,7 +4205,7 @@
                         <pic:spPr bwMode="auto">
                           <a:xfrm>
                             <a:off x="0" y="0"/>
-                            <a:ext cx="5334000" cy="1887415"/>
+                            <a:ext cx="7772400" cy="2750233"/>
                           </a:xfrm>
                           <a:prstGeom prst="rect">
                             <a:avLst/>
@@ -4492,7 +4492,7 @@
               </w:rPr>
               <w:drawing>
                 <wp:inline distT="0" distB="0" distL="0" distR="0">
-                  <wp:extent cx="152400" cy="152400"/>
+                  <wp:extent cx="304800" cy="304800"/>
                   <wp:effectExtent l="0" t="0" r="0" b="0"/>
                   <wp:docPr id="44" name="Picture"/>
                   <wp:cNvGraphicFramePr/>
@@ -4514,7 +4514,7 @@
                         <pic:spPr bwMode="auto">
                           <a:xfrm>
                             <a:off x="0" y="0"/>
-                            <a:ext cx="152400" cy="152400"/>
+                            <a:ext cx="304800" cy="304800"/>
                           </a:xfrm>
                           <a:prstGeom prst="rect">
                             <a:avLst/>
@@ -4980,7 +4980,7 @@
               </w:rPr>
               <w:drawing>
                 <wp:inline distT="0" distB="0" distL="0" distR="0">
-                  <wp:extent cx="5334000" cy="2128471"/>
+                  <wp:extent cx="7772400" cy="3101487"/>
                   <wp:effectExtent l="0" t="0" r="0" b="0"/>
                   <wp:docPr id="53" name="Picture"/>
                   <wp:cNvGraphicFramePr/>
@@ -5002,7 +5002,7 @@
                         <pic:spPr bwMode="auto">
                           <a:xfrm>
                             <a:off x="0" y="0"/>
-                            <a:ext cx="5334000" cy="2128471"/>
+                            <a:ext cx="7772400" cy="3101487"/>
                           </a:xfrm>
                           <a:prstGeom prst="rect">
                             <a:avLst/>
@@ -6430,7 +6430,7 @@
               </w:rPr>
               <w:drawing>
                 <wp:inline distT="0" distB="0" distL="0" distR="0">
-                  <wp:extent cx="5334000" cy="2000250"/>
+                  <wp:extent cx="7772400" cy="2914650"/>
                   <wp:effectExtent l="0" t="0" r="0" b="0"/>
                   <wp:docPr id="66" name="Picture"/>
                   <wp:cNvGraphicFramePr/>
@@ -6452,7 +6452,7 @@
                         <pic:spPr bwMode="auto">
                           <a:xfrm>
                             <a:off x="0" y="0"/>
-                            <a:ext cx="5334000" cy="2000250"/>
+                            <a:ext cx="7772400" cy="2914650"/>
                           </a:xfrm>
                           <a:prstGeom prst="rect">
                             <a:avLst/>
@@ -8222,7 +8222,7 @@
         <w:numRestart w:val="eachSect"/>
       </w:footnotePr>
       <w:pgSz w:w="12240" w:h="15840"/>
-      <w:pgMar w:top="1440" w:right="1440" w:bottom="1440" w:left="1440" w:header="720" w:footer="720" w:gutter="0"/>
+      <w:pgMar w:top="720" w:right="720" w:bottom="720" w:left="720" w:header="720" w:footer="720" w:gutter="0"/>
       <w:cols w:space="720"/>
     </w:sectPr>
   </w:body>
